--- a/pr-preview/pr-90/chapters/05-interaction-tracked-changes.docx
+++ b/pr-preview/pr-90/chapters/05-interaction-tracked-changes.docx
@@ -7571,7 +7571,13 @@
               <w:pStyle w:val="ImageCaption"/>
             </w:pPr>
             <w:r>
-              <w:t xml:space="preserve">Table 2: Response types for two dichotomous treatments; superscripts are</w:t>
+              <w:t xml:space="preserve">Table 2: Response types for two dichotomous treatments;</w:t>
+            </w:r>
+            <w:r>
+              <w:t xml:space="preserve"> </w:t>
+            </w:r>
+            <w:r>
+              <w:t xml:space="preserve">superscripts are</w:t>
             </w:r>
             <w:r>
               <w:t xml:space="preserve"> </w:t>
